--- a/docs/files/f47_文雪_山东大学_奥特维_计划专员（2027届）（计划）.docx
+++ b/docs/files/f47_文雪_山东大学_奥特维_计划专员（2027届）（计划）.docx
@@ -1553,7 +1553,7 @@
                 <w:b w:val="0"/>
                 <w:sz w:val="21"/>
               </w:rPr>
-              <w:t>计划建模：把选址与配送拆成双层模型用Python求解，并与遗传算法、模拟退火对比收敛效果与求解质量；需求预测：电商实训里独立完成销量预测与采购金额预测，按库存周转率与库存预警线反推补货节奏；单据流转：用友U8上以账套主管走完请购、订单、验收、入库到对账，清楚交付跟踪卡在哪一环；数据核对：经手200+份申报材料设三级校验零差错，库存台账逐笔核对到账实相符</w:t>
+              <w:t>计划建模：把选址与配送拆成双层模型用Python求解，并与遗传算法、模拟退火对比收敛效果与求解质量；需求预测：电商实训里独立完成销量预测与采购金额预测，按库存周转率与库存预警线反推补货节奏；单据流转：用友U8上以账套主管走完请购、订单、验收、入库到对账，清楚交付跟踪卡在哪一环；数据核对：收集并逐份核对200+份申报材料设三级校验零差错，库存台账逐笔核对到账实相符</w:t>
             </w:r>
           </w:p>
         </w:tc>
@@ -8153,7 +8153,7 @@
                 <w:b w:val="0"/>
                 <w:sz w:val="21"/>
               </w:rPr>
-              <w:t>材料核验：经手200+份学员申报材料的收集与核对，用Excel搭分类台账、设三级校验，任职期间零差错</w:t>
+              <w:t>材料核验：收集并逐份核对200+份学员申报材料，用Excel搭分类台账、设三级校验，任职期间零差错</w:t>
             </w:r>
           </w:p>
           <w:p>

--- a/docs/files/f47_文雪_山东大学_奥特维_计划专员（2027届）（计划）.docx
+++ b/docs/files/f47_文雪_山东大学_奥特维_计划专员（2027届）（计划）.docx
@@ -589,7 +589,7 @@
                 <w:b w:val="0"/>
                 <w:sz w:val="21"/>
               </w:rPr>
-              <w:t>18658249341 ｜ 2631217547@qq.com ｜ 共青团员 ｜ 济南</w:t>
+              <w:t>18658249341 ｜ 2631217547@qq.com ｜ 共青团员 ｜ 宁波</w:t>
             </w:r>
           </w:p>
         </w:tc>
